--- a/软著申请材料/网页填表.docx
+++ b/软著申请材料/网页填表.docx
@@ -5,6 +5,7 @@
     <w:p>
       <w:pPr>
         <w:rPr>
+          <w:rFonts w:hint="eastAsia"/>
           <w:b/>
           <w:bCs/>
         </w:rPr>
@@ -34,6 +35,7 @@
     <w:p>
       <w:pPr>
         <w:rPr>
+          <w:rFonts w:hint="eastAsia"/>
           <w:b/>
           <w:bCs/>
         </w:rPr>
@@ -48,6 +50,11 @@
       </w:r>
     </w:p>
     <w:p>
+      <w:pPr>
+        <w:rPr>
+          <w:rFonts w:hint="eastAsia"/>
+        </w:rPr>
+      </w:pPr>
       <w:r>
         <w:rPr>
           <w:rFonts w:hint="eastAsia"/>
@@ -72,6 +79,7 @@
     <w:p>
       <w:pPr>
         <w:rPr>
+          <w:rFonts w:hint="eastAsia"/>
           <w:b/>
           <w:bCs/>
         </w:rPr>
@@ -86,6 +94,11 @@
       </w:r>
     </w:p>
     <w:p>
+      <w:pPr>
+        <w:rPr>
+          <w:rFonts w:hint="eastAsia"/>
+        </w:rPr>
+      </w:pPr>
       <w:r>
         <w:rPr>
           <w:rFonts w:hint="eastAsia"/>
@@ -96,6 +109,7 @@
     <w:p>
       <w:pPr>
         <w:rPr>
+          <w:rFonts w:hint="eastAsia"/>
           <w:b/>
           <w:bCs/>
         </w:rPr>
@@ -110,6 +124,11 @@
       </w:r>
     </w:p>
     <w:p>
+      <w:pPr>
+        <w:rPr>
+          <w:rFonts w:hint="eastAsia"/>
+        </w:rPr>
+      </w:pPr>
       <w:r>
         <w:rPr>
           <w:rFonts w:hint="eastAsia"/>
@@ -120,6 +139,7 @@
     <w:p>
       <w:pPr>
         <w:rPr>
+          <w:rFonts w:hint="eastAsia"/>
           <w:b/>
           <w:bCs/>
         </w:rPr>
@@ -134,6 +154,11 @@
       </w:r>
     </w:p>
     <w:p>
+      <w:pPr>
+        <w:rPr>
+          <w:rFonts w:hint="eastAsia"/>
+        </w:rPr>
+      </w:pPr>
       <w:r>
         <w:rPr>
           <w:rFonts w:hint="eastAsia"/>
@@ -172,6 +197,7 @@
     <w:p>
       <w:pPr>
         <w:rPr>
+          <w:rFonts w:hint="eastAsia"/>
           <w:b/>
           <w:bCs/>
         </w:rPr>
@@ -186,6 +212,11 @@
       </w:r>
     </w:p>
     <w:p>
+      <w:pPr>
+        <w:rPr>
+          <w:rFonts w:hint="eastAsia"/>
+        </w:rPr>
+      </w:pPr>
       <w:r>
         <w:rPr>
           <w:rFonts w:hint="eastAsia"/>
@@ -210,6 +241,7 @@
     <w:p>
       <w:pPr>
         <w:rPr>
+          <w:rFonts w:hint="eastAsia"/>
           <w:b/>
           <w:bCs/>
         </w:rPr>
@@ -224,6 +256,11 @@
       </w:r>
     </w:p>
     <w:p>
+      <w:pPr>
+        <w:rPr>
+          <w:rFonts w:hint="eastAsia"/>
+        </w:rPr>
+      </w:pPr>
       <w:r>
         <w:rPr>
           <w:rFonts w:hint="eastAsia"/>
@@ -234,6 +271,7 @@
     <w:p>
       <w:pPr>
         <w:rPr>
+          <w:rFonts w:hint="eastAsia"/>
           <w:b/>
           <w:bCs/>
         </w:rPr>
@@ -248,22 +286,22 @@
       </w:r>
     </w:p>
     <w:p>
-      <w:r>
-        <w:rPr>
-          <w:rFonts w:hint="eastAsia"/>
-        </w:rPr>
-        <w:t>61</w:t>
-      </w:r>
-      <w:r>
-        <w:rPr>
-          <w:rFonts w:hint="eastAsia"/>
-        </w:rPr>
-        <w:t>99</w:t>
-      </w:r>
-    </w:p>
-    <w:p>
-      <w:pPr>
-        <w:rPr>
+      <w:pPr>
+        <w:rPr>
+          <w:rFonts w:hint="eastAsia"/>
+        </w:rPr>
+      </w:pPr>
+      <w:r>
+        <w:rPr>
+          <w:rFonts w:hint="eastAsia"/>
+        </w:rPr>
+        <w:t>22722</w:t>
+      </w:r>
+    </w:p>
+    <w:p>
+      <w:pPr>
+        <w:rPr>
+          <w:rFonts w:hint="eastAsia"/>
           <w:b/>
           <w:bCs/>
         </w:rPr>
@@ -278,6 +316,11 @@
       </w:r>
     </w:p>
     <w:p>
+      <w:pPr>
+        <w:rPr>
+          <w:rFonts w:hint="eastAsia"/>
+        </w:rPr>
+      </w:pPr>
       <w:r>
         <w:rPr>
           <w:rFonts w:hint="eastAsia"/>
@@ -288,6 +331,7 @@
     <w:p>
       <w:pPr>
         <w:rPr>
+          <w:rFonts w:hint="eastAsia"/>
           <w:b/>
           <w:bCs/>
         </w:rPr>
@@ -302,6 +346,11 @@
       </w:r>
     </w:p>
     <w:p>
+      <w:pPr>
+        <w:rPr>
+          <w:rFonts w:hint="eastAsia"/>
+        </w:rPr>
+      </w:pPr>
       <w:r>
         <w:rPr>
           <w:rFonts w:hint="eastAsia"/>
@@ -312,6 +361,7 @@
     <w:p>
       <w:pPr>
         <w:rPr>
+          <w:rFonts w:hint="eastAsia"/>
           <w:b/>
           <w:bCs/>
         </w:rPr>
@@ -335,158 +385,193 @@
         <w:rPr>
           <w:rFonts w:hint="eastAsia"/>
         </w:rPr>
-        <w:t>《速记大师》是一款面向移动终端的休闲益智类记忆力训练应用软件，以短小关卡为单位向用户提供循序渐进的认知挑战与娱乐体验。软件在每关中按流程组织准备、数字卡片短时正面展示、全体卡片翻面进入隐藏状态，以及要求用户凭借短时记忆按数字从小到大依次点选对应卡片等环节；系统对用户每次点</w:t>
+        <w:t>《光学迷宫》（Light Puzzle）是一款基于 Cocos Creator 引擎开发的二维休闲益智类小游戏软件，面向移动端</w:t>
       </w:r>
       <w:proofErr w:type="gramStart"/>
       <w:r>
         <w:rPr>
           <w:rFonts w:hint="eastAsia"/>
         </w:rPr>
-        <w:t>选进行</w:t>
+        <w:t>及微信小</w:t>
       </w:r>
       <w:proofErr w:type="gramEnd"/>
       <w:r>
         <w:rPr>
           <w:rFonts w:hint="eastAsia"/>
         </w:rPr>
-        <w:t>实时正误判定，在全部目标数字卡片按序点</w:t>
+        <w:t>游戏平台发布。软件将经典推箱子玩法与光学解谜机制相融合：玩家在固定尺寸的网格地图中控制角色四向移动，遵循「只能推、不能拉」规则推动各类光学元件，在有限空间内调整布局；系统实时计算光束自光源出发的传播路径，处理反射、分光、传送及颜色滤光与混色，当全部接收器被正确颜色点亮时判定关卡通关。</w:t>
+      </w:r>
+    </w:p>
+    <w:p>
+      <w:pPr>
+        <w:rPr>
+          <w:rFonts w:hint="eastAsia"/>
+        </w:rPr>
+      </w:pPr>
+    </w:p>
+    <w:p>
+      <w:pPr>
+        <w:rPr>
+          <w:rFonts w:hint="eastAsia"/>
+        </w:rPr>
+      </w:pPr>
+      <w:r>
+        <w:rPr>
+          <w:rFonts w:hint="eastAsia"/>
+        </w:rPr>
+        <w:t>在功能结构上，软件划分为菜单管理、核心玩法、关卡内容、数据存储与平台适配等模块。菜单模块提供游戏主界面，支持开始游戏、关卡选择、关于说明及</w:t>
       </w:r>
       <w:proofErr w:type="gramStart"/>
       <w:r>
         <w:rPr>
           <w:rFonts w:hint="eastAsia"/>
         </w:rPr>
-        <w:t>选成功</w:t>
+        <w:t>微信好友</w:t>
       </w:r>
       <w:proofErr w:type="gramEnd"/>
       <w:r>
         <w:rPr>
           <w:rFonts w:hint="eastAsia"/>
         </w:rPr>
-        <w:t>后判定通关，在点选顺序错误或触碰干扰类卡片等情形下判定失败，从而形成可重复游玩的完整对局闭环。</w:t>
-      </w:r>
-    </w:p>
-    <w:p>
-      <w:pPr>
-        <w:rPr>
-          <w:rFonts w:hint="eastAsia"/>
-        </w:rPr>
-      </w:pPr>
-    </w:p>
-    <w:p>
-      <w:pPr>
-        <w:rPr>
-          <w:rFonts w:hint="eastAsia"/>
-        </w:rPr>
-      </w:pPr>
-      <w:r>
-        <w:rPr>
-          <w:rFonts w:hint="eastAsia"/>
-        </w:rPr>
-        <w:t>为支撑不同熟练度用户，软件以关卡配置方式管理难度要素，包括总卡数、有效数字卡数量、数字展示停留时间等参数，用于调节单局记忆负荷与操作节奏；并可在关卡维度启用或组合多种干扰机制，例如炸弹类干扰卡、在用户操作过程中对未结算卡片进行位置随机互换等，以增强挑战性与变化度。</w:t>
-      </w:r>
-    </w:p>
-    <w:p>
-      <w:pPr>
-        <w:rPr>
-          <w:rFonts w:hint="eastAsia"/>
-        </w:rPr>
-      </w:pPr>
-    </w:p>
-    <w:p>
-      <w:pPr>
-        <w:rPr>
-          <w:rFonts w:hint="eastAsia"/>
-        </w:rPr>
-      </w:pPr>
-      <w:r>
-        <w:rPr>
-          <w:rFonts w:hint="eastAsia"/>
-        </w:rPr>
-        <w:t>软件内置技能系统，区分可在对局中由用户主动触发的主动技能与满足条件时自动生效的被动技能，提供短时揭示、序列提示、剔除或化解炸弹威胁、重开本局并保留或重随机化牌面、对卡片进行标记或类型提示、延长展示阶段时长、在首次失误时提供</w:t>
+        <w:t>分享；可在菜单场景与游戏场景间切换，并预加载目标场景以提升切换流畅度。局内模块提供四向移动与推动操作，对行走合法性、墙体阻挡及</w:t>
       </w:r>
       <w:proofErr w:type="gramStart"/>
       <w:r>
         <w:rPr>
           <w:rFonts w:hint="eastAsia"/>
         </w:rPr>
-        <w:t>容错与</w:t>
+        <w:t>推箱规则</w:t>
       </w:r>
       <w:proofErr w:type="gramEnd"/>
       <w:r>
         <w:rPr>
           <w:rFonts w:hint="eastAsia"/>
         </w:rPr>
-        <w:t>盘面恢复，以及在结算环节对虚拟货币奖励进行加成等多种能力，并与使用次数、互斥与优先级等规则约束相配合，保证玩法深度与可控平衡。在失败路径上，软件支持常规重开，并可按业务规则提供在规定条件下的复活</w:t>
+        <w:t>进行实时判定；同时呈现棋盘、光路、元件与角色动画，包括移动挤压形变、推不动反馈、光束渲染及接收器点亮状态等视觉与交互效果。</w:t>
+      </w:r>
+    </w:p>
+    <w:p>
+      <w:pPr>
+        <w:rPr>
+          <w:rFonts w:hint="eastAsia"/>
+        </w:rPr>
+      </w:pPr>
+    </w:p>
+    <w:p>
+      <w:pPr>
+        <w:rPr>
+          <w:rFonts w:hint="eastAsia"/>
+        </w:rPr>
+      </w:pPr>
+      <w:r>
+        <w:rPr>
+          <w:rFonts w:hint="eastAsia"/>
+        </w:rPr>
+        <w:t>光学解谜是软件的核心能力。关卡内配置透射玻璃、定向玻璃、反光镜、T 型与十字分光器、成对传送门等多种元件，各元件在网格中占据</w:t>
       </w:r>
       <w:proofErr w:type="gramStart"/>
       <w:r>
         <w:rPr>
           <w:rFonts w:hint="eastAsia"/>
         </w:rPr>
-        <w:t>或续玩入口</w:t>
+        <w:t>固定格</w:t>
       </w:r>
       <w:proofErr w:type="gramEnd"/>
       <w:r>
         <w:rPr>
           <w:rFonts w:hint="eastAsia"/>
         </w:rPr>
-        <w:t>，降低挫败感并延长有效游玩时长。</w:t>
-      </w:r>
-    </w:p>
-    <w:p>
-      <w:pPr>
-        <w:rPr>
-          <w:rFonts w:hint="eastAsia"/>
-        </w:rPr>
-      </w:pPr>
-    </w:p>
-    <w:p>
-      <w:r>
-        <w:rPr>
-          <w:rFonts w:hint="eastAsia"/>
-        </w:rPr>
-        <w:t>在</w:t>
+        <w:t>位并可被推动。软件依据元件类型与颜色属性，计算光线在格网上的直线传播、镜面反射、多路分光、成对传送及光路循环检测；支持红、绿、蓝、白等颜色的透传、滤色与匹配判定，使</w:t>
       </w:r>
       <w:proofErr w:type="gramStart"/>
       <w:r>
         <w:rPr>
           <w:rFonts w:hint="eastAsia"/>
         </w:rPr>
-        <w:t>交互与</w:t>
+        <w:t>玩家需</w:t>
       </w:r>
       <w:proofErr w:type="gramEnd"/>
       <w:r>
         <w:rPr>
           <w:rFonts w:hint="eastAsia"/>
         </w:rPr>
-        <w:t>系统层面，软件提供菜单与对局场景的组织切换、对局中抬头显示与返回暂停结算等人机界面，并配套背景音乐与关键操作音效以增强反馈。软件对用户长期数据进行本地持久化管理，典型包括关卡进度与解锁、虚拟货币与相关资源、卡</w:t>
+        <w:t>同时满足路径正确与颜色一致才能完成目标。</w:t>
+      </w:r>
+    </w:p>
+    <w:p>
+      <w:pPr>
+        <w:rPr>
+          <w:rFonts w:hint="eastAsia"/>
+        </w:rPr>
+      </w:pPr>
+    </w:p>
+    <w:p>
+      <w:pPr>
+        <w:rPr>
+          <w:rFonts w:hint="eastAsia"/>
+        </w:rPr>
+      </w:pPr>
+      <w:r>
+        <w:rPr>
+          <w:rFonts w:hint="eastAsia"/>
+        </w:rPr>
+        <w:t>关卡与进度管理方面，软件采用分层字符网格配置关卡地形、光源、目标、元件类型、颜色与朝向等数据，内置多关卡内容并按编号顺序组织难度。提供关卡选择界面，依据存档展示已解锁与未解锁关卡；自动记录当前进度关卡、各关最佳步数及通关状态，通关后解锁后续关卡。局内提供撤回与重置功能：撤回可按历史记录回退先前有效操作，重置将当</w:t>
+      </w:r>
+      <w:r>
+        <w:rPr>
+          <w:rFonts w:hint="eastAsia"/>
+        </w:rPr>
+        <w:lastRenderedPageBreak/>
+        <w:t>前关卡恢复初始布局；界面实时显示本局移动步数。软件还支持参考解法查看与逐步自动回放演示，供玩家学习通关思路。</w:t>
+      </w:r>
+    </w:p>
+    <w:p>
+      <w:pPr>
+        <w:rPr>
+          <w:rFonts w:hint="eastAsia"/>
+        </w:rPr>
+      </w:pPr>
+    </w:p>
+    <w:p>
+      <w:r>
+        <w:rPr>
+          <w:rFonts w:hint="eastAsia"/>
+        </w:rPr>
+        <w:t>通关结算模块在全部目标满足时触发胜利流程，展示结算界面，依据本局步数与关卡预设阈值计算</w:t>
       </w:r>
       <w:proofErr w:type="gramStart"/>
       <w:r>
         <w:rPr>
           <w:rFonts w:hint="eastAsia"/>
         </w:rPr>
-        <w:t>牌皮肤</w:t>
+        <w:t>一</w:t>
       </w:r>
       <w:proofErr w:type="gramEnd"/>
       <w:r>
         <w:rPr>
           <w:rFonts w:hint="eastAsia"/>
         </w:rPr>
-        <w:t>与技能装备状态等，在启动或进入相关流程时读取并合并默认值，在关键节点写入更新，以保障断点续</w:t>
-      </w:r>
-      <w:r>
-        <w:rPr>
-          <w:rFonts w:hint="eastAsia"/>
-        </w:rPr>
-        <w:lastRenderedPageBreak/>
-        <w:t>玩、个性化装扮与成长积累的连续性。上述功能共同构成以“短时记忆—顺序检索—风险决策”为主线的益智训练与休闲娱乐一体化应用能力。</w:t>
-      </w:r>
-    </w:p>
-    <w:p>
-      <w:pPr>
-        <w:rPr>
+        <w:t>至三星评价及完美通关判定，并提供进入下一关或返回选关等操作。数据管理模块负责本地持久化存储，保存关卡进度、最佳步数、音效与背景音乐开关等玩家数据，</w:t>
+      </w:r>
+      <w:proofErr w:type="gramStart"/>
+      <w:r>
+        <w:rPr>
+          <w:rFonts w:hint="eastAsia"/>
+        </w:rPr>
+        <w:t>适配微信小</w:t>
+      </w:r>
+      <w:proofErr w:type="gramEnd"/>
+      <w:r>
+        <w:rPr>
+          <w:rFonts w:hint="eastAsia"/>
+        </w:rPr>
+        <w:t>游戏及浏览器预览环境。音频模块统一管理场景背景音乐与操作音效；界面模块提供 Toast 提示、弹层面板等通用反馈能力。</w:t>
+      </w:r>
+    </w:p>
+    <w:p>
+      <w:pPr>
+        <w:rPr>
+          <w:rFonts w:hint="eastAsia"/>
           <w:b/>
           <w:bCs/>
         </w:rPr>
@@ -1125,6 +1210,7 @@
   <w:style w:type="character" w:default="1" w:styleId="a0">
     <w:name w:val="Default Paragraph Font"/>
     <w:uiPriority w:val="1"/>
+    <w:semiHidden/>
     <w:unhideWhenUsed/>
   </w:style>
   <w:style w:type="table" w:default="1" w:styleId="a1">
